--- a/Acordes domingo/Jorge/Te alabarán Oh Jehová todos los reyes + Una mirada de fe - Trinity (F) .docx
+++ b/Acordes domingo/Jorge/Te alabarán Oh Jehová todos los reyes + Una mirada de fe - Trinity (F) .docx
@@ -98,16 +98,379 @@
       <w:pPr>
         <w:pStyle w:val="Normal"/>
         <w:rPr>
-          <w:rFonts w:ascii="Consolas" w:hAnsi="Consolas" w:cs="Consolas"/>
+          <w:color w:val="1C99E0"/>
+        </w:rPr>
+      </w:pPr>
+      <w:r>
+        <w:rPr>
+          <w:rFonts w:cs="Consolas" w:ascii="Consolas" w:hAnsi="Consolas"/>
           <w:b/>
           <w:bCs/>
           <w:i w:val="false"/>
-          <w:i w:val="false"/>
-          <w:iCs w:val="false"/>
-          <w:color w:val="FF0000"/>
-          <w:sz w:val="13"/>
-          <w:szCs w:val="13"/>
-          <w:lang w:val="es-ES"/>
+          <w:iCs w:val="false"/>
+          <w:color w:val="1C99E0"/>
+          <w:sz w:val="13"/>
+          <w:szCs w:val="13"/>
+          <w:lang w:val="es-ES"/>
+        </w:rPr>
+        <w:t>[Intro]</w:t>
+      </w:r>
+    </w:p>
+    <w:p>
+      <w:pPr>
+        <w:pStyle w:val="Normal"/>
+        <w:rPr>
+          <w:rFonts w:ascii="Consolas" w:hAnsi="Consolas" w:cs="Consolas"/>
+          <w:b w:val="false"/>
+          <w:bCs w:val="false"/>
+          <w:i w:val="false"/>
+          <w:i w:val="false"/>
+          <w:iCs w:val="false"/>
+          <w:color w:val="000000"/>
+          <w:sz w:val="13"/>
+          <w:szCs w:val="13"/>
+          <w:lang w:val="es-ES"/>
+        </w:rPr>
+      </w:pPr>
+      <w:r>
+        <w:rPr>
+          <w:rFonts w:cs="Consolas" w:ascii="Consolas" w:hAnsi="Consolas"/>
+          <w:b w:val="false"/>
+          <w:bCs w:val="false"/>
+          <w:i w:val="false"/>
+          <w:iCs w:val="false"/>
+          <w:color w:val="000000"/>
+          <w:sz w:val="13"/>
+          <w:szCs w:val="13"/>
+          <w:lang w:val="es-ES"/>
+        </w:rPr>
+        <w:t>F C F</w:t>
+      </w:r>
+    </w:p>
+    <w:p>
+      <w:pPr>
+        <w:pStyle w:val="Normal"/>
+        <w:rPr>
+          <w:rFonts w:ascii="Consolas" w:hAnsi="Consolas" w:cs="Consolas"/>
+          <w:b w:val="false"/>
+          <w:bCs w:val="false"/>
+          <w:i w:val="false"/>
+          <w:i w:val="false"/>
+          <w:iCs w:val="false"/>
+          <w:color w:val="000000"/>
+          <w:sz w:val="13"/>
+          <w:szCs w:val="13"/>
+          <w:lang w:val="es-ES"/>
+        </w:rPr>
+      </w:pPr>
+      <w:r>
+        <w:rPr>
+          <w:rFonts w:cs="Consolas" w:ascii="Consolas" w:hAnsi="Consolas"/>
+          <w:b w:val="false"/>
+          <w:bCs w:val="false"/>
+          <w:i w:val="false"/>
+          <w:iCs w:val="false"/>
+          <w:color w:val="000000"/>
+          <w:sz w:val="13"/>
+          <w:szCs w:val="13"/>
+          <w:lang w:val="es-ES"/>
+        </w:rPr>
+        <w:t xml:space="preserve">         </w:t>
+      </w:r>
+      <w:r>
+        <w:rPr>
+          <w:rFonts w:cs="Consolas" w:ascii="Consolas" w:hAnsi="Consolas"/>
+          <w:b w:val="false"/>
+          <w:bCs w:val="false"/>
+          <w:i w:val="false"/>
+          <w:iCs w:val="false"/>
+          <w:color w:val="000000"/>
+          <w:sz w:val="13"/>
+          <w:szCs w:val="13"/>
+          <w:lang w:val="es-ES"/>
+        </w:rPr>
+        <w:t>F</w:t>
+      </w:r>
+    </w:p>
+    <w:p>
+      <w:pPr>
+        <w:pStyle w:val="Normal"/>
+        <w:rPr>
+          <w:rFonts w:ascii="Consolas" w:hAnsi="Consolas" w:cs="Consolas"/>
+          <w:b w:val="false"/>
+          <w:bCs w:val="false"/>
+          <w:i w:val="false"/>
+          <w:i w:val="false"/>
+          <w:iCs w:val="false"/>
+          <w:color w:val="000000"/>
+          <w:sz w:val="13"/>
+          <w:szCs w:val="13"/>
+          <w:lang w:val="es-ES"/>
+        </w:rPr>
+      </w:pPr>
+      <w:r>
+        <w:rPr>
+          <w:rFonts w:cs="Consolas" w:ascii="Consolas" w:hAnsi="Consolas"/>
+          <w:b w:val="false"/>
+          <w:bCs w:val="false"/>
+          <w:i w:val="false"/>
+          <w:iCs w:val="false"/>
+          <w:color w:val="000000"/>
+          <w:sz w:val="13"/>
+          <w:szCs w:val="13"/>
+          <w:lang w:val="es-ES"/>
+        </w:rPr>
+        <w:t>Te alabarán Oh Jehová todos los reyes</w:t>
+      </w:r>
+    </w:p>
+    <w:p>
+      <w:pPr>
+        <w:pStyle w:val="Normal"/>
+        <w:rPr>
+          <w:rFonts w:ascii="Consolas" w:hAnsi="Consolas" w:cs="Consolas"/>
+          <w:b w:val="false"/>
+          <w:bCs w:val="false"/>
+          <w:i w:val="false"/>
+          <w:i w:val="false"/>
+          <w:iCs w:val="false"/>
+          <w:color w:val="000000"/>
+          <w:sz w:val="13"/>
+          <w:szCs w:val="13"/>
+          <w:lang w:val="es-ES"/>
+        </w:rPr>
+      </w:pPr>
+      <w:r>
+        <w:rPr>
+          <w:rFonts w:cs="Consolas" w:ascii="Consolas" w:hAnsi="Consolas"/>
+          <w:b w:val="false"/>
+          <w:bCs w:val="false"/>
+          <w:i w:val="false"/>
+          <w:iCs w:val="false"/>
+          <w:color w:val="000000"/>
+          <w:sz w:val="13"/>
+          <w:szCs w:val="13"/>
+          <w:lang w:val="es-ES"/>
+        </w:rPr>
+        <w:t xml:space="preserve">                       </w:t>
+      </w:r>
+      <w:r>
+        <w:rPr>
+          <w:rFonts w:cs="Consolas" w:ascii="Consolas" w:hAnsi="Consolas"/>
+          <w:b w:val="false"/>
+          <w:bCs w:val="false"/>
+          <w:i w:val="false"/>
+          <w:iCs w:val="false"/>
+          <w:color w:val="000000"/>
+          <w:sz w:val="13"/>
+          <w:szCs w:val="13"/>
+          <w:lang w:val="es-ES"/>
+        </w:rPr>
+        <w:t>C</w:t>
+      </w:r>
+    </w:p>
+    <w:p>
+      <w:pPr>
+        <w:pStyle w:val="Normal"/>
+        <w:rPr>
+          <w:rFonts w:ascii="Consolas" w:hAnsi="Consolas" w:cs="Consolas"/>
+          <w:b w:val="false"/>
+          <w:bCs w:val="false"/>
+          <w:i w:val="false"/>
+          <w:i w:val="false"/>
+          <w:iCs w:val="false"/>
+          <w:color w:val="000000"/>
+          <w:sz w:val="13"/>
+          <w:szCs w:val="13"/>
+          <w:lang w:val="es-ES"/>
+        </w:rPr>
+      </w:pPr>
+      <w:r>
+        <w:rPr>
+          <w:rFonts w:cs="Consolas" w:ascii="Consolas" w:hAnsi="Consolas"/>
+          <w:b w:val="false"/>
+          <w:bCs w:val="false"/>
+          <w:i w:val="false"/>
+          <w:iCs w:val="false"/>
+          <w:color w:val="000000"/>
+          <w:sz w:val="13"/>
+          <w:szCs w:val="13"/>
+          <w:lang w:val="es-ES"/>
+        </w:rPr>
+        <w:t>todos los reyes de la tierra</w:t>
+      </w:r>
+    </w:p>
+    <w:p>
+      <w:pPr>
+        <w:pStyle w:val="Normal"/>
+        <w:rPr>
+          <w:rFonts w:ascii="Consolas" w:hAnsi="Consolas" w:cs="Consolas"/>
+          <w:b w:val="false"/>
+          <w:bCs w:val="false"/>
+          <w:i w:val="false"/>
+          <w:i w:val="false"/>
+          <w:iCs w:val="false"/>
+          <w:color w:val="000000"/>
+          <w:sz w:val="13"/>
+          <w:szCs w:val="13"/>
+          <w:lang w:val="es-ES"/>
+        </w:rPr>
+      </w:pPr>
+      <w:r>
+        <w:rPr>
+          <w:rFonts w:cs="Consolas" w:ascii="Consolas" w:hAnsi="Consolas"/>
+          <w:b w:val="false"/>
+          <w:bCs w:val="false"/>
+          <w:i w:val="false"/>
+          <w:iCs w:val="false"/>
+          <w:color w:val="000000"/>
+          <w:sz w:val="13"/>
+          <w:szCs w:val="13"/>
+          <w:lang w:val="es-ES"/>
+        </w:rPr>
+      </w:r>
+    </w:p>
+    <w:p>
+      <w:pPr>
+        <w:pStyle w:val="Normal"/>
+        <w:rPr>
+          <w:rFonts w:ascii="Consolas" w:hAnsi="Consolas" w:cs="Consolas"/>
+          <w:b w:val="false"/>
+          <w:bCs w:val="false"/>
+          <w:i w:val="false"/>
+          <w:i w:val="false"/>
+          <w:iCs w:val="false"/>
+          <w:color w:val="000000"/>
+          <w:sz w:val="13"/>
+          <w:szCs w:val="13"/>
+          <w:lang w:val="es-ES"/>
+        </w:rPr>
+      </w:pPr>
+      <w:r>
+        <w:rPr>
+          <w:rFonts w:cs="Consolas" w:ascii="Consolas" w:hAnsi="Consolas"/>
+          <w:b w:val="false"/>
+          <w:bCs w:val="false"/>
+          <w:i w:val="false"/>
+          <w:iCs w:val="false"/>
+          <w:color w:val="000000"/>
+          <w:sz w:val="13"/>
+          <w:szCs w:val="13"/>
+          <w:lang w:val="es-ES"/>
+        </w:rPr>
+        <w:t>porque han oído las noticias de tu boca</w:t>
+      </w:r>
+    </w:p>
+    <w:p>
+      <w:pPr>
+        <w:pStyle w:val="Normal"/>
+        <w:rPr>
+          <w:rFonts w:ascii="Consolas" w:hAnsi="Consolas" w:cs="Consolas"/>
+          <w:b w:val="false"/>
+          <w:bCs w:val="false"/>
+          <w:i w:val="false"/>
+          <w:i w:val="false"/>
+          <w:iCs w:val="false"/>
+          <w:color w:val="000000"/>
+          <w:sz w:val="13"/>
+          <w:szCs w:val="13"/>
+          <w:lang w:val="es-ES"/>
+        </w:rPr>
+      </w:pPr>
+      <w:r>
+        <w:rPr>
+          <w:rFonts w:cs="Consolas" w:ascii="Consolas" w:hAnsi="Consolas"/>
+          <w:b w:val="false"/>
+          <w:bCs w:val="false"/>
+          <w:i w:val="false"/>
+          <w:iCs w:val="false"/>
+          <w:color w:val="000000"/>
+          <w:sz w:val="13"/>
+          <w:szCs w:val="13"/>
+          <w:lang w:val="es-ES"/>
+        </w:rPr>
+        <w:t xml:space="preserve">                               </w:t>
+      </w:r>
+      <w:r>
+        <w:rPr>
+          <w:rFonts w:cs="Consolas" w:ascii="Consolas" w:hAnsi="Consolas"/>
+          <w:b w:val="false"/>
+          <w:bCs w:val="false"/>
+          <w:i w:val="false"/>
+          <w:iCs w:val="false"/>
+          <w:color w:val="000000"/>
+          <w:sz w:val="13"/>
+          <w:szCs w:val="13"/>
+          <w:lang w:val="es-ES"/>
+        </w:rPr>
+        <w:t>F</w:t>
+      </w:r>
+    </w:p>
+    <w:p>
+      <w:pPr>
+        <w:pStyle w:val="Normal"/>
+        <w:rPr>
+          <w:rFonts w:ascii="Consolas" w:hAnsi="Consolas" w:cs="Consolas"/>
+          <w:b w:val="false"/>
+          <w:bCs w:val="false"/>
+          <w:i w:val="false"/>
+          <w:i w:val="false"/>
+          <w:iCs w:val="false"/>
+          <w:color w:val="000000"/>
+          <w:sz w:val="13"/>
+          <w:szCs w:val="13"/>
+          <w:lang w:val="es-ES"/>
+        </w:rPr>
+      </w:pPr>
+      <w:r>
+        <w:rPr>
+          <w:rFonts w:cs="Consolas" w:ascii="Consolas" w:hAnsi="Consolas"/>
+          <w:b w:val="false"/>
+          <w:bCs w:val="false"/>
+          <w:i w:val="false"/>
+          <w:iCs w:val="false"/>
+          <w:color w:val="000000"/>
+          <w:sz w:val="13"/>
+          <w:szCs w:val="13"/>
+          <w:lang w:val="es-ES"/>
+        </w:rPr>
+        <w:t>y cantarán los caminos de Jehová porque</w:t>
+      </w:r>
+    </w:p>
+    <w:p>
+      <w:pPr>
+        <w:pStyle w:val="Normal"/>
+        <w:rPr>
+          <w:rFonts w:ascii="Consolas" w:hAnsi="Consolas" w:cs="Consolas"/>
+          <w:b w:val="false"/>
+          <w:bCs w:val="false"/>
+          <w:i w:val="false"/>
+          <w:i w:val="false"/>
+          <w:iCs w:val="false"/>
+          <w:color w:val="000000"/>
+          <w:sz w:val="13"/>
+          <w:szCs w:val="13"/>
+          <w:lang w:val="es-ES"/>
+        </w:rPr>
+      </w:pPr>
+      <w:r>
+        <w:rPr>
+          <w:rFonts w:cs="Consolas" w:ascii="Consolas" w:hAnsi="Consolas"/>
+          <w:b w:val="false"/>
+          <w:bCs w:val="false"/>
+          <w:i w:val="false"/>
+          <w:iCs w:val="false"/>
+          <w:color w:val="000000"/>
+          <w:sz w:val="13"/>
+          <w:szCs w:val="13"/>
+          <w:lang w:val="es-ES"/>
+        </w:rPr>
+      </w:r>
+    </w:p>
+    <w:p>
+      <w:pPr>
+        <w:pStyle w:val="Normal"/>
+        <w:rPr>
+          <w:color w:val="1C99E0"/>
         </w:rPr>
       </w:pPr>
       <w:r>
@@ -117,388 +480,7 @@
           <w:bCs/>
           <w:i w:val="false"/>
           <w:iCs w:val="false"/>
-          <w:color w:val="FF0000"/>
-          <w:sz w:val="13"/>
-          <w:szCs w:val="13"/>
-          <w:lang w:val="es-ES"/>
-        </w:rPr>
-        <w:t>[Intro]</w:t>
-      </w:r>
-    </w:p>
-    <w:p>
-      <w:pPr>
-        <w:pStyle w:val="Normal"/>
-        <w:rPr>
-          <w:rFonts w:ascii="Consolas" w:hAnsi="Consolas" w:cs="Consolas"/>
-          <w:b w:val="false"/>
-          <w:bCs w:val="false"/>
-          <w:i w:val="false"/>
-          <w:i w:val="false"/>
-          <w:iCs w:val="false"/>
-          <w:color w:val="000000"/>
-          <w:sz w:val="13"/>
-          <w:szCs w:val="13"/>
-          <w:lang w:val="es-ES"/>
-        </w:rPr>
-      </w:pPr>
-      <w:r>
-        <w:rPr>
-          <w:rFonts w:cs="Consolas" w:ascii="Consolas" w:hAnsi="Consolas"/>
-          <w:b w:val="false"/>
-          <w:bCs w:val="false"/>
-          <w:i w:val="false"/>
-          <w:iCs w:val="false"/>
-          <w:color w:val="000000"/>
-          <w:sz w:val="13"/>
-          <w:szCs w:val="13"/>
-          <w:lang w:val="es-ES"/>
-        </w:rPr>
-        <w:t>F C F</w:t>
-      </w:r>
-    </w:p>
-    <w:p>
-      <w:pPr>
-        <w:pStyle w:val="Normal"/>
-        <w:rPr>
-          <w:rFonts w:ascii="Consolas" w:hAnsi="Consolas" w:cs="Consolas"/>
-          <w:b w:val="false"/>
-          <w:bCs w:val="false"/>
-          <w:i w:val="false"/>
-          <w:i w:val="false"/>
-          <w:iCs w:val="false"/>
-          <w:color w:val="000000"/>
-          <w:sz w:val="13"/>
-          <w:szCs w:val="13"/>
-          <w:lang w:val="es-ES"/>
-        </w:rPr>
-      </w:pPr>
-      <w:r>
-        <w:rPr>
-          <w:rFonts w:cs="Consolas" w:ascii="Consolas" w:hAnsi="Consolas"/>
-          <w:b w:val="false"/>
-          <w:bCs w:val="false"/>
-          <w:i w:val="false"/>
-          <w:iCs w:val="false"/>
-          <w:color w:val="000000"/>
-          <w:sz w:val="13"/>
-          <w:szCs w:val="13"/>
-          <w:lang w:val="es-ES"/>
-        </w:rPr>
-        <w:t xml:space="preserve">         </w:t>
-      </w:r>
-      <w:r>
-        <w:rPr>
-          <w:rFonts w:cs="Consolas" w:ascii="Consolas" w:hAnsi="Consolas"/>
-          <w:b w:val="false"/>
-          <w:bCs w:val="false"/>
-          <w:i w:val="false"/>
-          <w:iCs w:val="false"/>
-          <w:color w:val="000000"/>
-          <w:sz w:val="13"/>
-          <w:szCs w:val="13"/>
-          <w:lang w:val="es-ES"/>
-        </w:rPr>
-        <w:t>F</w:t>
-      </w:r>
-    </w:p>
-    <w:p>
-      <w:pPr>
-        <w:pStyle w:val="Normal"/>
-        <w:rPr>
-          <w:rFonts w:ascii="Consolas" w:hAnsi="Consolas" w:cs="Consolas"/>
-          <w:b w:val="false"/>
-          <w:bCs w:val="false"/>
-          <w:i w:val="false"/>
-          <w:i w:val="false"/>
-          <w:iCs w:val="false"/>
-          <w:color w:val="000000"/>
-          <w:sz w:val="13"/>
-          <w:szCs w:val="13"/>
-          <w:lang w:val="es-ES"/>
-        </w:rPr>
-      </w:pPr>
-      <w:r>
-        <w:rPr>
-          <w:rFonts w:cs="Consolas" w:ascii="Consolas" w:hAnsi="Consolas"/>
-          <w:b w:val="false"/>
-          <w:bCs w:val="false"/>
-          <w:i w:val="false"/>
-          <w:iCs w:val="false"/>
-          <w:color w:val="000000"/>
-          <w:sz w:val="13"/>
-          <w:szCs w:val="13"/>
-          <w:lang w:val="es-ES"/>
-        </w:rPr>
-        <w:t>Te alabarán Oh Jehová todos los reyes</w:t>
-      </w:r>
-    </w:p>
-    <w:p>
-      <w:pPr>
-        <w:pStyle w:val="Normal"/>
-        <w:rPr>
-          <w:rFonts w:ascii="Consolas" w:hAnsi="Consolas" w:cs="Consolas"/>
-          <w:b w:val="false"/>
-          <w:bCs w:val="false"/>
-          <w:i w:val="false"/>
-          <w:i w:val="false"/>
-          <w:iCs w:val="false"/>
-          <w:color w:val="000000"/>
-          <w:sz w:val="13"/>
-          <w:szCs w:val="13"/>
-          <w:lang w:val="es-ES"/>
-        </w:rPr>
-      </w:pPr>
-      <w:r>
-        <w:rPr>
-          <w:rFonts w:cs="Consolas" w:ascii="Consolas" w:hAnsi="Consolas"/>
-          <w:b w:val="false"/>
-          <w:bCs w:val="false"/>
-          <w:i w:val="false"/>
-          <w:iCs w:val="false"/>
-          <w:color w:val="000000"/>
-          <w:sz w:val="13"/>
-          <w:szCs w:val="13"/>
-          <w:lang w:val="es-ES"/>
-        </w:rPr>
-        <w:t xml:space="preserve">                       </w:t>
-      </w:r>
-      <w:r>
-        <w:rPr>
-          <w:rFonts w:cs="Consolas" w:ascii="Consolas" w:hAnsi="Consolas"/>
-          <w:b w:val="false"/>
-          <w:bCs w:val="false"/>
-          <w:i w:val="false"/>
-          <w:iCs w:val="false"/>
-          <w:color w:val="000000"/>
-          <w:sz w:val="13"/>
-          <w:szCs w:val="13"/>
-          <w:lang w:val="es-ES"/>
-        </w:rPr>
-        <w:t>C</w:t>
-      </w:r>
-    </w:p>
-    <w:p>
-      <w:pPr>
-        <w:pStyle w:val="Normal"/>
-        <w:rPr>
-          <w:rFonts w:ascii="Consolas" w:hAnsi="Consolas" w:cs="Consolas"/>
-          <w:b w:val="false"/>
-          <w:bCs w:val="false"/>
-          <w:i w:val="false"/>
-          <w:i w:val="false"/>
-          <w:iCs w:val="false"/>
-          <w:color w:val="000000"/>
-          <w:sz w:val="13"/>
-          <w:szCs w:val="13"/>
-          <w:lang w:val="es-ES"/>
-        </w:rPr>
-      </w:pPr>
-      <w:r>
-        <w:rPr>
-          <w:rFonts w:cs="Consolas" w:ascii="Consolas" w:hAnsi="Consolas"/>
-          <w:b w:val="false"/>
-          <w:bCs w:val="false"/>
-          <w:i w:val="false"/>
-          <w:iCs w:val="false"/>
-          <w:color w:val="000000"/>
-          <w:sz w:val="13"/>
-          <w:szCs w:val="13"/>
-          <w:lang w:val="es-ES"/>
-        </w:rPr>
-        <w:t>todos los reyes de la tierra</w:t>
-      </w:r>
-    </w:p>
-    <w:p>
-      <w:pPr>
-        <w:pStyle w:val="Normal"/>
-        <w:rPr>
-          <w:rFonts w:ascii="Consolas" w:hAnsi="Consolas" w:cs="Consolas"/>
-          <w:b w:val="false"/>
-          <w:bCs w:val="false"/>
-          <w:i w:val="false"/>
-          <w:i w:val="false"/>
-          <w:iCs w:val="false"/>
-          <w:color w:val="000000"/>
-          <w:sz w:val="13"/>
-          <w:szCs w:val="13"/>
-          <w:lang w:val="es-ES"/>
-        </w:rPr>
-      </w:pPr>
-      <w:r>
-        <w:rPr>
-          <w:rFonts w:cs="Consolas" w:ascii="Consolas" w:hAnsi="Consolas"/>
-          <w:b w:val="false"/>
-          <w:bCs w:val="false"/>
-          <w:i w:val="false"/>
-          <w:iCs w:val="false"/>
-          <w:color w:val="000000"/>
-          <w:sz w:val="13"/>
-          <w:szCs w:val="13"/>
-          <w:lang w:val="es-ES"/>
-        </w:rPr>
-      </w:r>
-    </w:p>
-    <w:p>
-      <w:pPr>
-        <w:pStyle w:val="Normal"/>
-        <w:rPr>
-          <w:rFonts w:ascii="Consolas" w:hAnsi="Consolas" w:cs="Consolas"/>
-          <w:b w:val="false"/>
-          <w:bCs w:val="false"/>
-          <w:i w:val="false"/>
-          <w:i w:val="false"/>
-          <w:iCs w:val="false"/>
-          <w:color w:val="000000"/>
-          <w:sz w:val="13"/>
-          <w:szCs w:val="13"/>
-          <w:lang w:val="es-ES"/>
-        </w:rPr>
-      </w:pPr>
-      <w:r>
-        <w:rPr>
-          <w:rFonts w:cs="Consolas" w:ascii="Consolas" w:hAnsi="Consolas"/>
-          <w:b w:val="false"/>
-          <w:bCs w:val="false"/>
-          <w:i w:val="false"/>
-          <w:iCs w:val="false"/>
-          <w:color w:val="000000"/>
-          <w:sz w:val="13"/>
-          <w:szCs w:val="13"/>
-          <w:lang w:val="es-ES"/>
-        </w:rPr>
-        <w:t>porque han oído las noticias de tu boca</w:t>
-      </w:r>
-    </w:p>
-    <w:p>
-      <w:pPr>
-        <w:pStyle w:val="Normal"/>
-        <w:rPr>
-          <w:rFonts w:ascii="Consolas" w:hAnsi="Consolas" w:cs="Consolas"/>
-          <w:b w:val="false"/>
-          <w:bCs w:val="false"/>
-          <w:i w:val="false"/>
-          <w:i w:val="false"/>
-          <w:iCs w:val="false"/>
-          <w:color w:val="000000"/>
-          <w:sz w:val="13"/>
-          <w:szCs w:val="13"/>
-          <w:lang w:val="es-ES"/>
-        </w:rPr>
-      </w:pPr>
-      <w:r>
-        <w:rPr>
-          <w:rFonts w:cs="Consolas" w:ascii="Consolas" w:hAnsi="Consolas"/>
-          <w:b w:val="false"/>
-          <w:bCs w:val="false"/>
-          <w:i w:val="false"/>
-          <w:iCs w:val="false"/>
-          <w:color w:val="000000"/>
-          <w:sz w:val="13"/>
-          <w:szCs w:val="13"/>
-          <w:lang w:val="es-ES"/>
-        </w:rPr>
-        <w:t xml:space="preserve">                               </w:t>
-      </w:r>
-      <w:r>
-        <w:rPr>
-          <w:rFonts w:cs="Consolas" w:ascii="Consolas" w:hAnsi="Consolas"/>
-          <w:b w:val="false"/>
-          <w:bCs w:val="false"/>
-          <w:i w:val="false"/>
-          <w:iCs w:val="false"/>
-          <w:color w:val="000000"/>
-          <w:sz w:val="13"/>
-          <w:szCs w:val="13"/>
-          <w:lang w:val="es-ES"/>
-        </w:rPr>
-        <w:t>F</w:t>
-      </w:r>
-    </w:p>
-    <w:p>
-      <w:pPr>
-        <w:pStyle w:val="Normal"/>
-        <w:rPr>
-          <w:rFonts w:ascii="Consolas" w:hAnsi="Consolas" w:cs="Consolas"/>
-          <w:b w:val="false"/>
-          <w:bCs w:val="false"/>
-          <w:i w:val="false"/>
-          <w:i w:val="false"/>
-          <w:iCs w:val="false"/>
-          <w:color w:val="000000"/>
-          <w:sz w:val="13"/>
-          <w:szCs w:val="13"/>
-          <w:lang w:val="es-ES"/>
-        </w:rPr>
-      </w:pPr>
-      <w:r>
-        <w:rPr>
-          <w:rFonts w:cs="Consolas" w:ascii="Consolas" w:hAnsi="Consolas"/>
-          <w:b w:val="false"/>
-          <w:bCs w:val="false"/>
-          <w:i w:val="false"/>
-          <w:iCs w:val="false"/>
-          <w:color w:val="000000"/>
-          <w:sz w:val="13"/>
-          <w:szCs w:val="13"/>
-          <w:lang w:val="es-ES"/>
-        </w:rPr>
-        <w:t>y cantarán los caminos de Jehová porque</w:t>
-      </w:r>
-    </w:p>
-    <w:p>
-      <w:pPr>
-        <w:pStyle w:val="Normal"/>
-        <w:rPr>
-          <w:rFonts w:ascii="Consolas" w:hAnsi="Consolas" w:cs="Consolas"/>
-          <w:b w:val="false"/>
-          <w:bCs w:val="false"/>
-          <w:i w:val="false"/>
-          <w:i w:val="false"/>
-          <w:iCs w:val="false"/>
-          <w:color w:val="000000"/>
-          <w:sz w:val="13"/>
-          <w:szCs w:val="13"/>
-          <w:lang w:val="es-ES"/>
-        </w:rPr>
-      </w:pPr>
-      <w:r>
-        <w:rPr>
-          <w:rFonts w:cs="Consolas" w:ascii="Consolas" w:hAnsi="Consolas"/>
-          <w:b w:val="false"/>
-          <w:bCs w:val="false"/>
-          <w:i w:val="false"/>
-          <w:iCs w:val="false"/>
-          <w:color w:val="000000"/>
-          <w:sz w:val="13"/>
-          <w:szCs w:val="13"/>
-          <w:lang w:val="es-ES"/>
-        </w:rPr>
-      </w:r>
-    </w:p>
-    <w:p>
-      <w:pPr>
-        <w:pStyle w:val="Normal"/>
-        <w:rPr>
-          <w:rFonts w:ascii="Consolas" w:hAnsi="Consolas" w:cs="Consolas"/>
-          <w:b/>
-          <w:bCs/>
-          <w:i w:val="false"/>
-          <w:i w:val="false"/>
-          <w:iCs w:val="false"/>
-          <w:color w:val="FF0000"/>
-          <w:sz w:val="13"/>
-          <w:szCs w:val="13"/>
-          <w:lang w:val="es-ES"/>
-        </w:rPr>
-      </w:pPr>
-      <w:r>
-        <w:rPr>
-          <w:rFonts w:cs="Consolas" w:ascii="Consolas" w:hAnsi="Consolas"/>
-          <w:b/>
-          <w:bCs/>
-          <w:i w:val="false"/>
-          <w:iCs w:val="false"/>
-          <w:color w:val="FF0000"/>
+          <w:color w:val="1C99E0"/>
           <w:sz w:val="13"/>
           <w:szCs w:val="13"/>
           <w:lang w:val="es-ES"/>
@@ -1932,7 +1914,7 @@
     <w:pPr>
       <w:widowControl/>
       <w:suppressAutoHyphens w:val="true"/>
-      <w:overflowPunct w:val="false"/>
+      <w:overflowPunct w:val="true"/>
       <w:bidi w:val="0"/>
       <w:spacing w:before="0" w:after="0"/>
       <w:jc w:val="left"/>
@@ -2029,15 +2011,16 @@
       <w:szCs w:val="24"/>
     </w:rPr>
   </w:style>
-  <w:style w:type="paragraph" w:styleId="ndice">
+  <w:style w:type="paragraph" w:styleId="ndice" w:customStyle="1">
     <w:name w:val="Índice"/>
     <w:basedOn w:val="Normal"/>
+    <w:uiPriority w:val="0"/>
     <w:qFormat/>
     <w:pPr>
       <w:suppressLineNumbers/>
     </w:pPr>
     <w:rPr>
-      <w:rFonts w:cs="Arial"/>
+      <w:rFonts w:cs="Lohit Devanagari"/>
     </w:rPr>
   </w:style>
   <w:style w:type="paragraph" w:styleId="Ttulouser">
@@ -2055,16 +2038,15 @@
       <w:szCs w:val="28"/>
     </w:rPr>
   </w:style>
-  <w:style w:type="paragraph" w:styleId="ndiceuser" w:customStyle="1">
+  <w:style w:type="paragraph" w:styleId="ndiceuser">
     <w:name w:val="Índice (user)"/>
     <w:basedOn w:val="Normal"/>
-    <w:uiPriority w:val="0"/>
     <w:qFormat/>
     <w:pPr>
       <w:suppressLineNumbers/>
     </w:pPr>
     <w:rPr>
-      <w:rFonts w:cs="Lohit Devanagari"/>
+      <w:rFonts w:cs="Arial"/>
     </w:rPr>
   </w:style>
   <w:style w:type="paragraph" w:styleId="NormalWeb">
